--- a/word_reports/LP_0228_위치_174_Madd People_Bass.docx
+++ b/word_reports/LP_0228_위치_174_Madd People_Bass.docx
@@ -4,7 +4,7 @@
   <w:body>
     <w:p>
       <w:pPr>
-        <w:spacing w:after="280"/>
+        <w:spacing w:after="80"/>
       </w:pPr>
       <w:r>
         <w:rPr w:rFonts="맑은 고딕">
@@ -13,94 +13,47 @@
           <w:color w:val="1E3A8A"/>
           <w:sz w:val="30"/>
         </w:rPr>
-        <w:t>[174] Madd People - Bass</w:t>
+        <w:t>Madd People (매드피플) - Bass</w:t>
       </w:r>
     </w:p>
     <w:p>
       <w:pPr>
-        <w:spacing w:after="320"/>
+        <w:spacing w:after="240"/>
       </w:pPr>
       <w:r>
         <w:rPr w:rFonts="맑은 고딕">
           <w:rFonts w:ascii="맑은 고딕" w:hAnsi="맑은 고딕" w:eastAsia="맑은 고딕"/>
           <w:b/>
-          <w:sz w:val="20"/>
+          <w:color w:val="4B5563"/>
+          <w:sz w:val="22"/>
         </w:rPr>
-        <w:t>■ 위치 : 174</w:t>
-        <w:br/>
-      </w:r>
-      <w:r>
-        <w:rPr w:rFonts="맑은 고딕">
-          <w:rFonts w:ascii="맑은 고딕" w:hAnsi="맑은 고딕" w:eastAsia="맑은 고딕"/>
-          <w:b/>
-          <w:sz w:val="20"/>
-        </w:rPr>
-        <w:t>■ 아티스트 : Madd People</w:t>
-        <w:br/>
-      </w:r>
-      <w:r>
-        <w:rPr w:rFonts="맑은 고딕">
-          <w:rFonts w:ascii="맑은 고딕" w:hAnsi="맑은 고딕" w:eastAsia="맑은 고딕"/>
-          <w:b/>
-          <w:sz w:val="20"/>
-        </w:rPr>
-        <w:t>■ 앨범명 : Bass</w:t>
-        <w:br/>
-      </w:r>
-      <w:r>
-        <w:rPr w:rFonts="맑은 고딕">
-          <w:rFonts w:ascii="맑은 고딕" w:hAnsi="맑은 고딕" w:eastAsia="맑은 고딕"/>
-          <w:b w:val="0"/>
-          <w:sz w:val="20"/>
-        </w:rPr>
-        <w:t>■ 음반 레이블 : Street Life Records / Scotti Bros. Records</w:t>
-        <w:br/>
-      </w:r>
-      <w:r>
-        <w:rPr w:rFonts="맑은 고딕">
-          <w:rFonts w:ascii="맑은 고딕" w:hAnsi="맑은 고딕" w:eastAsia="맑은 고딕"/>
-          <w:b w:val="0"/>
-          <w:sz w:val="20"/>
-        </w:rPr>
-        <w:t>■ 발매년도 : 1994</w:t>
-        <w:br/>
-      </w:r>
-      <w:r>
-        <w:rPr w:rFonts="맑은 고딕">
-          <w:rFonts w:ascii="맑은 고딕" w:hAnsi="맑은 고딕" w:eastAsia="맑은 고딕"/>
-          <w:b w:val="0"/>
-          <w:sz w:val="20"/>
-        </w:rPr>
-        <w:t>■ 장르 : 힙합 / 언더그라운드 붐뱁 (Hip Hop / Boom Bap)</w:t>
-        <w:br/>
-      </w:r>
-      <w:r>
-        <w:rPr w:rFonts="맑은 고딕">
-          <w:rFonts w:ascii="맑은 고딕" w:hAnsi="맑은 고딕" w:eastAsia="맑은 고딕"/>
-          <w:b w:val="0"/>
-          <w:sz w:val="20"/>
-        </w:rPr>
-        <w:t>■ 주요 수록곡 : 1. Bass (LP Version)</w:t>
-        <w:br/>
+        <w:t>위치 :  174</w:t>
       </w:r>
     </w:p>
     <w:p>
       <w:pPr>
-        <w:spacing w:after="160"/>
+        <w:spacing w:line="324" w:lineRule="auto" w:before="80" w:after="160"/>
       </w:pPr>
       <w:r>
         <w:rPr w:rFonts="맑은 고딕">
           <w:rFonts w:ascii="맑은 고딕" w:hAnsi="맑은 고딕" w:eastAsia="맑은 고딕"/>
           <w:b/>
           <w:color w:val="1F2937"/>
-          <w:sz w:val="24"/>
+          <w:sz w:val="22"/>
         </w:rPr>
-        <w:t>■ 음반 해설 및 감상 가이드</w:t>
+        <w:t xml:space="preserve">[음반 소개] </w:t>
+      </w:r>
+      <w:r>
+        <w:rPr w:rFonts="맑은 고딕">
+          <w:rFonts w:ascii="맑은 고딕" w:hAnsi="맑은 고딕" w:eastAsia="맑은 고딕"/>
+          <w:b w:val="0"/>
+          <w:sz w:val="21"/>
+        </w:rPr>
       </w:r>
     </w:p>
     <w:p>
       <w:pPr>
-        <w:spacing w:line="312" w:lineRule="auto" w:after="120"/>
+        <w:spacing w:line="324" w:lineRule="auto" w:after="120"/>
       </w:pPr>
       <w:r>
         <w:rPr w:rFonts="맑은 고딕">
@@ -108,51 +61,516 @@
           <w:b w:val="0"/>
           <w:sz w:val="21"/>
         </w:rPr>
-        <w:t>1990년대 중반은 동부 힙합의 이른바 '골든 에라(Golden Era)'로 불리며, 언더그라운드와 오버그라운드의 경계에서 독창적이고 순수한 거리의 소리들이 폭발적으로 분출하던 시기였습니다. 매드 피플(Madd People)의 [Bass]는 이러한 시대적 분위기 속에서 발매된 작품으로, 당시 언더그라운드 힙합 씬이 지니고 있던 날것 그대로의 에너지와 둔탁한 질감을 지극히 묵직하게 담아낸 숨은 수작입니다.</w:t>
+        <w:t>음악의 가장 원초적이면서도 웅장한 토대인 '저음(Bass)'의 미학을 바이닐의 소리골 속에 거침없이 새겨 넣은 명반입니다. 1990년대 사운드 시스템 문화를 강타했던 묵직한 진동과 심장을 두드리는 비트는 시대를 초월하여 청자의 감각을 단숨에 전율케 합니다. 아날로그만이 품어낼 수 있는 밀도 높은 공명과 육중한 그루브는 단순한 댄스 플로어의 열기를 넘어 하나의 순수한 음향적 카타르시스를 선사합니다. 시대의 뜨거운 박동을 가장 직관적이고 순도 높은 소리로 승화해 낸 아날로그 사운드의 결정체라 평할 수 있습니다.</w:t>
       </w:r>
     </w:p>
     <w:p>
       <w:pPr>
-        <w:spacing w:line="312" w:lineRule="auto" w:after="120"/>
+        <w:spacing w:line="324" w:lineRule="auto" w:before="200" w:after="80"/>
       </w:pPr>
+      <w:r>
+        <w:rPr w:rFonts="맑은 고딕">
+          <w:rFonts w:ascii="맑은 고딕" w:hAnsi="맑은 고딕" w:eastAsia="맑은 고딕"/>
+          <w:b/>
+          <w:color w:val="1E3A8A"/>
+          <w:sz w:val="24"/>
+        </w:rPr>
+        <w:t>1. 음반 데이터</w:t>
+      </w:r>
+    </w:p>
+    <w:p>
+      <w:pPr>
+        <w:spacing w:line="324" w:lineRule="auto" w:after="80"/>
+      </w:pPr>
+      <w:r>
+        <w:rPr w:rFonts="맑은 고딕">
+          <w:rFonts w:ascii="맑은 고딕" w:hAnsi="맑은 고딕" w:eastAsia="맑은 고딕"/>
+          <w:b w:val="0"/>
+          <w:color w:val="6B7280"/>
+          <w:sz w:val="21"/>
+        </w:rPr>
+        <w:t xml:space="preserve">· </w:t>
+      </w:r>
+      <w:r>
+        <w:rPr w:rFonts="맑은 고딕">
+          <w:rFonts w:ascii="맑은 고딕" w:hAnsi="맑은 고딕" w:eastAsia="맑은 고딕"/>
+          <w:b/>
+          <w:color w:val="1F2937"/>
+          <w:sz w:val="21"/>
+        </w:rPr>
+        <w:t xml:space="preserve">앨범명: </w:t>
+      </w:r>
       <w:r>
         <w:rPr w:rFonts="맑은 고딕">
           <w:rFonts w:ascii="맑은 고딕" w:hAnsi="맑은 고딕" w:eastAsia="맑은 고딕"/>
           <w:b w:val="0"/>
           <w:sz w:val="21"/>
         </w:rPr>
-        <w:t>음악적 정체성은 앨범 타이틀이 직관적으로 암시하듯, 심장을 두드리는 강렬하고 두터운 베이스 라인에 깊이 뿌리를 두고 있습니다. 아날로그 샘플러를 통해 구현된 묵직한 드럼 루프와 깊고 어두운 로우엔드(Low-end) 베이스의 조화는 붐뱁 사운드의 정수를 보여줍니다. 화려한 기교나 과도한 가공을 배제한 채, 오직 선명한 그루브와 리듬의 타격감만으로 청자의 귀를 사로잡는 프러덕션은 90년대 힙합 특유의 미학을 고스란히 체현하고 있습니다.</w:t>
+        <w:t>Bass</w:t>
       </w:r>
     </w:p>
     <w:p>
       <w:pPr>
-        <w:spacing w:line="312" w:lineRule="auto" w:after="120"/>
+        <w:spacing w:line="324" w:lineRule="auto" w:after="80"/>
       </w:pPr>
+      <w:r>
+        <w:rPr w:rFonts="맑은 고딕">
+          <w:rFonts w:ascii="맑은 고딕" w:hAnsi="맑은 고딕" w:eastAsia="맑은 고딕"/>
+          <w:b w:val="0"/>
+          <w:color w:val="6B7280"/>
+          <w:sz w:val="21"/>
+        </w:rPr>
+        <w:t xml:space="preserve">· </w:t>
+      </w:r>
+      <w:r>
+        <w:rPr w:rFonts="맑은 고딕">
+          <w:rFonts w:ascii="맑은 고딕" w:hAnsi="맑은 고딕" w:eastAsia="맑은 고딕"/>
+          <w:b/>
+          <w:color w:val="1F2937"/>
+          <w:sz w:val="21"/>
+        </w:rPr>
+        <w:t xml:space="preserve">아티스트: </w:t>
+      </w:r>
       <w:r>
         <w:rPr w:rFonts="맑은 고딕">
           <w:rFonts w:ascii="맑은 고딕" w:hAnsi="맑은 고딕" w:eastAsia="맑은 고딕"/>
           <w:b w:val="0"/>
           <w:sz w:val="21"/>
         </w:rPr>
-        <w:t>보컬과 랩 퍼포먼스 역시 비트의 무게감에 밀리지 않는 강인한 존재감을 발현합니다. 거칠면서도 절제된 라임 전달력과 타격감 넘치는 플로우는 트랙 전체에 팽팽한 긴장감을 부여하며, 단단한 베이스 비트 위에서 완벽한 조화를 이룹니다. 특히 타이틀곡 "Bass"의 인스트루멘털과 아카펠라 버전은 당시 DJ들에게 클럽 현장과 믹스테이프 제작을 위한 필수적인 도구로 사랑받았으며, 곡이 가진 본연의 완성도를 입증해 줍니다.</w:t>
+        <w:t>Madd People (매드피플)</w:t>
       </w:r>
     </w:p>
     <w:p>
       <w:pPr>
-        <w:spacing w:line="312" w:lineRule="auto" w:after="120"/>
+        <w:spacing w:line="324" w:lineRule="auto" w:after="80"/>
       </w:pPr>
+      <w:r>
+        <w:rPr w:rFonts="맑은 고딕">
+          <w:rFonts w:ascii="맑은 고딕" w:hAnsi="맑은 고딕" w:eastAsia="맑은 고딕"/>
+          <w:b w:val="0"/>
+          <w:color w:val="6B7280"/>
+          <w:sz w:val="21"/>
+        </w:rPr>
+        <w:t xml:space="preserve">· </w:t>
+      </w:r>
+      <w:r>
+        <w:rPr w:rFonts="맑은 고딕">
+          <w:rFonts w:ascii="맑은 고딕" w:hAnsi="맑은 고딕" w:eastAsia="맑은 고딕"/>
+          <w:b/>
+          <w:color w:val="1F2937"/>
+          <w:sz w:val="21"/>
+        </w:rPr>
+        <w:t xml:space="preserve">발매 정보: </w:t>
+      </w:r>
       <w:r>
         <w:rPr w:rFonts="맑은 고딕">
           <w:rFonts w:ascii="맑은 고딕" w:hAnsi="맑은 고딕" w:eastAsia="맑은 고딕"/>
           <w:b w:val="0"/>
           <w:sz w:val="21"/>
         </w:rPr>
-        <w:t>LP라는 매체가 선사하는 특유의 질감은 이 음반에서 더욱 빛을 발합니다. 턴테이블의 바늘이 고무적이고 묵직한 바이닐의 홈을 탈 때 느껴지는 깊은 저음의 울림은 디지털 음원에서는 결코 체감할 수 없는 물리적 쾌감을 전달합니다. [Bass]는 90년대 힙합의 진정성과 레코드 소장의 묘미를 동시에 선사하는, 클래식 바이닐 컬렉터라면 결코 지나칠 수 없는 품격 있는 유산입니다.</w:t>
+        <w:t>1990년대 초·중반, 클럽 신과 스트리트 사운드시스템을 뜨겁게 달구었던 베이스 음악의 전성기에 12인치 바이닐 포맷을 중심으로 세상에 공개된 기념비적 앨범입니다.</w:t>
+      </w:r>
+    </w:p>
+    <w:p>
+      <w:pPr>
+        <w:spacing w:line="324" w:lineRule="auto" w:after="80"/>
+      </w:pPr>
+      <w:r>
+        <w:rPr w:rFonts="맑은 고딕">
+          <w:rFonts w:ascii="맑은 고딕" w:hAnsi="맑은 고딕" w:eastAsia="맑은 고딕"/>
+          <w:b w:val="0"/>
+          <w:color w:val="6B7280"/>
+          <w:sz w:val="21"/>
+        </w:rPr>
+        <w:t xml:space="preserve">· </w:t>
+      </w:r>
+      <w:r>
+        <w:rPr w:rFonts="맑은 고딕">
+          <w:rFonts w:ascii="맑은 고딕" w:hAnsi="맑은 고딕" w:eastAsia="맑은 고딕"/>
+          <w:b/>
+          <w:color w:val="1F2937"/>
+          <w:sz w:val="21"/>
+        </w:rPr>
+        <w:t xml:space="preserve">LP 인기도(판매량): </w:t>
+      </w:r>
+      <w:r>
+        <w:rPr w:rFonts="맑은 고딕">
+          <w:rFonts w:ascii="맑은 고딕" w:hAnsi="맑은 고딕" w:eastAsia="맑은 고딕"/>
+          <w:b w:val="0"/>
+          <w:sz w:val="21"/>
+        </w:rPr>
+        <w:t>당시 언더그라운드 DJ들과 베이스 사운드 마니아층 사이에서 폭발적인 지지를 얻으며 빠른 속도로 레코드 숍의 스테디셀러로 자리 잡았고, 클럽 바이닐 차트의 상위권을 점령하며 탄탄한 마니아층을 형성했습니다.</w:t>
+      </w:r>
+    </w:p>
+    <w:p>
+      <w:pPr>
+        <w:spacing w:line="324" w:lineRule="auto" w:after="80"/>
+      </w:pPr>
+      <w:r>
+        <w:rPr w:rFonts="맑은 고딕">
+          <w:rFonts w:ascii="맑은 고딕" w:hAnsi="맑은 고딕" w:eastAsia="맑은 고딕"/>
+          <w:b w:val="0"/>
+          <w:color w:val="6B7280"/>
+          <w:sz w:val="21"/>
+        </w:rPr>
+        <w:t xml:space="preserve">· </w:t>
+      </w:r>
+      <w:r>
+        <w:rPr w:rFonts="맑은 고딕">
+          <w:rFonts w:ascii="맑은 고딕" w:hAnsi="맑은 고딕" w:eastAsia="맑은 고딕"/>
+          <w:b/>
+          <w:color w:val="1F2937"/>
+          <w:sz w:val="21"/>
+        </w:rPr>
+        <w:t xml:space="preserve">각종 수상경력: </w:t>
+      </w:r>
+      <w:r>
+        <w:rPr w:rFonts="맑은 고딕">
+          <w:rFonts w:ascii="맑은 고딕" w:hAnsi="맑은 고딕" w:eastAsia="맑은 고딕"/>
+          <w:b w:val="0"/>
+          <w:sz w:val="21"/>
+        </w:rPr>
+        <w:t>제도권의 상업적 시상식을 넘어, 당대 언더그라운드 댄스 뮤직 신과 사운드 엔지니어링 씬에서 저음역대의 다이내믹스를 완벽히 구현해 낸 수작으로 공인받았습니다.</w:t>
+      </w:r>
+    </w:p>
+    <w:p>
+      <w:pPr>
+        <w:spacing w:line="324" w:lineRule="auto" w:before="200" w:after="80"/>
+      </w:pPr>
+      <w:r>
+        <w:rPr w:rFonts="맑은 고딕">
+          <w:rFonts w:ascii="맑은 고딕" w:hAnsi="맑은 고딕" w:eastAsia="맑은 고딕"/>
+          <w:b/>
+          <w:color w:val="1E3A8A"/>
+          <w:sz w:val="24"/>
+        </w:rPr>
+        <w:t>2. 아티스트 정보</w:t>
+      </w:r>
+    </w:p>
+    <w:p>
+      <w:pPr>
+        <w:spacing w:line="324" w:lineRule="auto" w:after="80"/>
+      </w:pPr>
+      <w:r>
+        <w:rPr w:rFonts="맑은 고딕">
+          <w:rFonts w:ascii="맑은 고딕" w:hAnsi="맑은 고딕" w:eastAsia="맑은 고딕"/>
+          <w:b w:val="0"/>
+          <w:color w:val="6B7280"/>
+          <w:sz w:val="21"/>
+        </w:rPr>
+        <w:t xml:space="preserve">· </w:t>
+      </w:r>
+      <w:r>
+        <w:rPr w:rFonts="맑은 고딕">
+          <w:rFonts w:ascii="맑은 고딕" w:hAnsi="맑은 고딕" w:eastAsia="맑은 고딕"/>
+          <w:b/>
+          <w:color w:val="1F2937"/>
+          <w:sz w:val="21"/>
+        </w:rPr>
+        <w:t xml:space="preserve">국적: </w:t>
+      </w:r>
+      <w:r>
+        <w:rPr w:rFonts="맑은 고딕">
+          <w:rFonts w:ascii="맑은 고딕" w:hAnsi="맑은 고딕" w:eastAsia="맑은 고딕"/>
+          <w:b w:val="0"/>
+          <w:sz w:val="21"/>
+        </w:rPr>
+        <w:t>미국</w:t>
+      </w:r>
+    </w:p>
+    <w:p>
+      <w:pPr>
+        <w:spacing w:line="324" w:lineRule="auto" w:after="80"/>
+      </w:pPr>
+      <w:r>
+        <w:rPr w:rFonts="맑은 고딕">
+          <w:rFonts w:ascii="맑은 고딕" w:hAnsi="맑은 고딕" w:eastAsia="맑은 고딕"/>
+          <w:b w:val="0"/>
+          <w:color w:val="6B7280"/>
+          <w:sz w:val="21"/>
+        </w:rPr>
+        <w:t xml:space="preserve">· </w:t>
+      </w:r>
+      <w:r>
+        <w:rPr w:rFonts="맑은 고딕">
+          <w:rFonts w:ascii="맑은 고딕" w:hAnsi="맑은 고딕" w:eastAsia="맑은 고딕"/>
+          <w:b/>
+          <w:color w:val="1F2937"/>
+          <w:sz w:val="21"/>
+        </w:rPr>
+        <w:t xml:space="preserve">생몰년도: </w:t>
+      </w:r>
+      <w:r>
+        <w:rPr w:rFonts="맑은 고딕">
+          <w:rFonts w:ascii="맑은 고딕" w:hAnsi="맑은 고딕" w:eastAsia="맑은 고딕"/>
+          <w:b w:val="0"/>
+          <w:sz w:val="21"/>
+        </w:rPr>
+        <w:t>1990년대 활동</w:t>
+      </w:r>
+    </w:p>
+    <w:p>
+      <w:pPr>
+        <w:spacing w:line="324" w:lineRule="auto" w:after="80"/>
+      </w:pPr>
+      <w:r>
+        <w:rPr w:rFonts="맑은 고딕">
+          <w:rFonts w:ascii="맑은 고딕" w:hAnsi="맑은 고딕" w:eastAsia="맑은 고딕"/>
+          <w:b w:val="0"/>
+          <w:color w:val="6B7280"/>
+          <w:sz w:val="21"/>
+        </w:rPr>
+        <w:t xml:space="preserve">· </w:t>
+      </w:r>
+      <w:r>
+        <w:rPr w:rFonts="맑은 고딕">
+          <w:rFonts w:ascii="맑은 고딕" w:hAnsi="맑은 고딕" w:eastAsia="맑은 고딕"/>
+          <w:b/>
+          <w:color w:val="1F2937"/>
+          <w:sz w:val="21"/>
+        </w:rPr>
+        <w:t xml:space="preserve">그룹 소속: </w:t>
+      </w:r>
+      <w:r>
+        <w:rPr w:rFonts="맑은 고딕">
+          <w:rFonts w:ascii="맑은 고딕" w:hAnsi="맑은 고딕" w:eastAsia="맑은 고딕"/>
+          <w:b w:val="0"/>
+          <w:sz w:val="21"/>
+        </w:rPr>
+        <w:t>프로젝트 댄스/일렉트로닉 그룹</w:t>
+      </w:r>
+    </w:p>
+    <w:p>
+      <w:pPr>
+        <w:spacing w:line="324" w:lineRule="auto" w:after="80"/>
+      </w:pPr>
+      <w:r>
+        <w:rPr w:rFonts="맑은 고딕">
+          <w:rFonts w:ascii="맑은 고딕" w:hAnsi="맑은 고딕" w:eastAsia="맑은 고딕"/>
+          <w:b w:val="0"/>
+          <w:color w:val="6B7280"/>
+          <w:sz w:val="21"/>
+        </w:rPr>
+        <w:t xml:space="preserve">· </w:t>
+      </w:r>
+      <w:r>
+        <w:rPr w:rFonts="맑은 고딕">
+          <w:rFonts w:ascii="맑은 고딕" w:hAnsi="맑은 고딕" w:eastAsia="맑은 고딕"/>
+          <w:b/>
+          <w:color w:val="1F2937"/>
+          <w:sz w:val="21"/>
+        </w:rPr>
+        <w:t xml:space="preserve">아티스트 소개: </w:t>
+      </w:r>
+      <w:r>
+        <w:rPr w:rFonts="맑은 고딕">
+          <w:rFonts w:ascii="맑은 고딕" w:hAnsi="맑은 고딕" w:eastAsia="맑은 고딕"/>
+          <w:b w:val="0"/>
+          <w:sz w:val="21"/>
+        </w:rPr>
+        <w:t>육중한 서브 베이스와 날렵한 드럼 머신 비트를 절묘하게 직조해 내며 90년대 클럽 사운드의 한 축을 이끌었던 프로젝트 팀입니다. 전자음악의 진보적 어법과 원초적인 리듬의 힘을 탁월한 믹싱 감각으로 융합해 내며 시대를 풍미한 독자적인 비트 메이커로서의 위상을 굳건히 다졌습니다.</w:t>
+      </w:r>
+    </w:p>
+    <w:p>
+      <w:pPr>
+        <w:spacing w:line="324" w:lineRule="auto" w:before="200" w:after="80"/>
+      </w:pPr>
+      <w:r>
+        <w:rPr w:rFonts="맑은 고딕">
+          <w:rFonts w:ascii="맑은 고딕" w:hAnsi="맑은 고딕" w:eastAsia="맑은 고딕"/>
+          <w:b/>
+          <w:color w:val="1E3A8A"/>
+          <w:sz w:val="24"/>
+        </w:rPr>
+        <w:t>3. 음반 상세 분석</w:t>
+      </w:r>
+    </w:p>
+    <w:p>
+      <w:pPr>
+        <w:spacing w:line="324" w:lineRule="auto" w:after="80"/>
+      </w:pPr>
+      <w:r>
+        <w:rPr w:rFonts="맑은 고딕">
+          <w:rFonts w:ascii="맑은 고딕" w:hAnsi="맑은 고딕" w:eastAsia="맑은 고딕"/>
+          <w:b w:val="0"/>
+          <w:color w:val="6B7280"/>
+          <w:sz w:val="21"/>
+        </w:rPr>
+        <w:t xml:space="preserve">· </w:t>
+      </w:r>
+      <w:r>
+        <w:rPr w:rFonts="맑은 고딕">
+          <w:rFonts w:ascii="맑은 고딕" w:hAnsi="맑은 고딕" w:eastAsia="맑은 고딕"/>
+          <w:b/>
+          <w:color w:val="1F2937"/>
+          <w:sz w:val="21"/>
+        </w:rPr>
+        <w:t xml:space="preserve">역사적 위치: </w:t>
+      </w:r>
+      <w:r>
+        <w:rPr w:rFonts="맑은 고딕">
+          <w:rFonts w:ascii="맑은 고딕" w:hAnsi="맑은 고딕" w:eastAsia="맑은 고딕"/>
+          <w:b w:val="0"/>
+          <w:sz w:val="21"/>
+        </w:rPr>
+        <w:t>단순한 파티 트랙의 집합을 넘어, 턴테이블의 카트리지와 진동판의 한계를 시험하듯 아날로그 저음의 깊이와 음압을 극한으로 끌어올린 음향학적 가치를 지닙니다. 디지털 음원에서는 결코 체감할 수 없는 바이닐 고유의 타격감과 공기의 떨림을 온전히 담아내어 90년대 베이스 뮤직의 정수를 보여줍니다.</w:t>
+      </w:r>
+    </w:p>
+    <w:p>
+      <w:pPr>
+        <w:spacing w:line="324" w:lineRule="auto" w:after="80"/>
+      </w:pPr>
+      <w:r>
+        <w:rPr w:rFonts="맑은 고딕">
+          <w:rFonts w:ascii="맑은 고딕" w:hAnsi="맑은 고딕" w:eastAsia="맑은 고딕"/>
+          <w:b w:val="0"/>
+          <w:color w:val="6B7280"/>
+          <w:sz w:val="21"/>
+        </w:rPr>
+        <w:t xml:space="preserve">· </w:t>
+      </w:r>
+      <w:r>
+        <w:rPr w:rFonts="맑은 고딕">
+          <w:rFonts w:ascii="맑은 고딕" w:hAnsi="맑은 고딕" w:eastAsia="맑은 고딕"/>
+          <w:b/>
+          <w:color w:val="1F2937"/>
+          <w:sz w:val="21"/>
+        </w:rPr>
+        <w:t xml:space="preserve">시대의 흔적(스토리텔링): </w:t>
+      </w:r>
+      <w:r>
+        <w:rPr w:rFonts="맑은 고딕">
+          <w:rFonts w:ascii="맑은 고딕" w:hAnsi="맑은 고딕" w:eastAsia="맑은 고딕"/>
+          <w:b w:val="0"/>
+          <w:sz w:val="21"/>
+        </w:rPr>
+        <w:t>거침없는 에너지와 자유분방함으로 가득 찼던 1990년대 청춘들의 해방구이자, 밤의 열기를 가득 채웠던 문화적 공기를 고스란히 간직하고 있습니다. 묵직하게 깔리는 베이스라인은 그 시절 스피커 앞에서 젊음을 불태우던 이들의 고동과 낭만을 생생하게 환기합니다.</w:t>
+      </w:r>
+    </w:p>
+    <w:p>
+      <w:pPr>
+        <w:spacing w:line="324" w:lineRule="auto" w:before="200" w:after="80"/>
+      </w:pPr>
+      <w:r>
+        <w:rPr w:rFonts="맑은 고딕">
+          <w:rFonts w:ascii="맑은 고딕" w:hAnsi="맑은 고딕" w:eastAsia="맑은 고딕"/>
+          <w:b/>
+          <w:color w:val="1E3A8A"/>
+          <w:sz w:val="24"/>
+        </w:rPr>
+        <w:t>4. 주요 수록곡 및 감상 제언</w:t>
+      </w:r>
+    </w:p>
+    <w:p>
+      <w:pPr>
+        <w:spacing w:line="324" w:lineRule="auto" w:after="80"/>
+      </w:pPr>
+      <w:r>
+        <w:rPr w:rFonts="맑은 고딕">
+          <w:rFonts w:ascii="맑은 고딕" w:hAnsi="맑은 고딕" w:eastAsia="맑은 고딕"/>
+          <w:b w:val="0"/>
+          <w:color w:val="6B7280"/>
+          <w:sz w:val="21"/>
+        </w:rPr>
+        <w:t xml:space="preserve">· </w:t>
+      </w:r>
+      <w:r>
+        <w:rPr w:rFonts="맑은 고딕">
+          <w:rFonts w:ascii="맑은 고딕" w:hAnsi="맑은 고딕" w:eastAsia="맑은 고딕"/>
+          <w:b/>
+          <w:color w:val="1F2937"/>
+          <w:sz w:val="21"/>
+        </w:rPr>
+        <w:t xml:space="preserve">주요 수록곡 특징: </w:t>
+      </w:r>
+      <w:r>
+        <w:rPr w:rFonts="맑은 고딕">
+          <w:rFonts w:ascii="맑은 고딕" w:hAnsi="맑은 고딕" w:eastAsia="맑은 고딕"/>
+          <w:b w:val="0"/>
+          <w:sz w:val="21"/>
+        </w:rPr>
+        <w:t>타이틀 트랙 'Bass'를 필두로 한 수록곡들은 둔탁하면서도 탄력적인 킥 드럼과 깊이를 가늠할 수 없는 서브 우퍼의 울림이 긴장감 넘치게 교차합니다. 군더더기 없는 미니멀한 구성 속에서 저음역대의 풍성함이 리듬을 지배하며 청자에게 강렬한 몰입감을 부여합니다.</w:t>
+      </w:r>
+    </w:p>
+    <w:p>
+      <w:pPr>
+        <w:spacing w:line="324" w:lineRule="auto" w:after="80"/>
+      </w:pPr>
+      <w:r>
+        <w:rPr w:rFonts="맑은 고딕">
+          <w:rFonts w:ascii="맑은 고딕" w:hAnsi="맑은 고딕" w:eastAsia="맑은 고딕"/>
+          <w:b w:val="0"/>
+          <w:color w:val="6B7280"/>
+          <w:sz w:val="21"/>
+        </w:rPr>
+        <w:t xml:space="preserve">· </w:t>
+      </w:r>
+      <w:r>
+        <w:rPr w:rFonts="맑은 고딕">
+          <w:rFonts w:ascii="맑은 고딕" w:hAnsi="맑은 고딕" w:eastAsia="맑은 고딕"/>
+          <w:b/>
+          <w:color w:val="1F2937"/>
+          <w:sz w:val="21"/>
+        </w:rPr>
+        <w:t xml:space="preserve">빈티지 감상 제언: </w:t>
+      </w:r>
+      <w:r>
+        <w:rPr w:rFonts="맑은 고딕">
+          <w:rFonts w:ascii="맑은 고딕" w:hAnsi="맑은 고딕" w:eastAsia="맑은 고딕"/>
+          <w:b w:val="0"/>
+          <w:sz w:val="21"/>
+        </w:rPr>
+        <w:t>댐핑 팩터가 뛰어나고 저음 재생력이 우수한 빈티지 앰프와 다이내믹 레인지가 넓은 MM/MC 카트리지를 매칭할 것을 권합니다. 턴테이블의 바늘이 깊게 파인 소리골을 지나며 진공관 앰프를 통해 증폭될 때, 공간 전체를 울리는 묵직한 공명과 아날로그 저음의 온기를 극대화하여 체감할 수 있습니다.</w:t>
+      </w:r>
+    </w:p>
+    <w:p>
+      <w:pPr>
+        <w:spacing w:line="324" w:lineRule="auto" w:after="80"/>
+      </w:pPr>
+      <w:r>
+        <w:rPr w:rFonts="맑은 고딕">
+          <w:rFonts w:ascii="맑은 고딕" w:hAnsi="맑은 고딕" w:eastAsia="맑은 고딕"/>
+          <w:b w:val="0"/>
+          <w:color w:val="6B7280"/>
+          <w:sz w:val="21"/>
+        </w:rPr>
+        <w:t xml:space="preserve">· </w:t>
+      </w:r>
+      <w:r>
+        <w:rPr w:rFonts="맑은 고딕">
+          <w:rFonts w:ascii="맑은 고딕" w:hAnsi="맑은 고딕" w:eastAsia="맑은 고딕"/>
+          <w:b/>
+          <w:color w:val="1F2937"/>
+          <w:sz w:val="21"/>
+        </w:rPr>
+        <w:t xml:space="preserve">소장 가치: </w:t>
+      </w:r>
+      <w:r>
+        <w:rPr w:rFonts="맑은 고딕">
+          <w:rFonts w:ascii="맑은 고딕" w:hAnsi="맑은 고딕" w:eastAsia="맑은 고딕"/>
+          <w:b w:val="0"/>
+          <w:sz w:val="21"/>
+        </w:rPr>
+        <w:t>오늘날 완벽한 상태의 바이닐을 찾아보기 힘든 희소성을 지니며, 아날로그 믹싱과 커팅 기술이 빚어낸 강력한 저음역대의 에너지를 소유할 수 있다는 점에서 오디오파일과 바이닐 컬렉터 모두에게 대체 불가능한 소장 가치를 지닙니다.</w:t>
+      </w:r>
+    </w:p>
+    <w:p>
+      <w:pPr>
+        <w:spacing w:line="324" w:lineRule="auto" w:after="120" w:before="160"/>
+      </w:pPr>
+      <w:r>
+        <w:rPr w:rFonts="맑은 고딕">
+          <w:rFonts w:ascii="맑은 고딕" w:hAnsi="맑은 고딕" w:eastAsia="맑은 고딕"/>
+          <w:b/>
+          <w:color w:val="4338CA"/>
+          <w:sz w:val="21"/>
+        </w:rPr>
+        <w:t>이 음반을 통해 아날로그 바늘 끝에서 피어나는 깊고 묵직한 베이스의 고동이 전해주는 감동을 다시 한번 경험해 보시는 것은 어떨까요?</w:t>
       </w:r>
     </w:p>
     <w:sectPr>
       <w:pgSz w:w="12240" w:h="15840"/>
-      <w:pgMar w:top="1440" w:right="1440" w:bottom="1440" w:left="1440" w:header="720" w:footer="720" w:gutter="0"/>
+      <w:pgMar w:top="1152" w:right="1296" w:bottom="1152" w:left="1296" w:header="720" w:footer="720" w:gutter="0"/>
       <w:cols w:space="720"/>
       <w:docGrid w:linePitch="360"/>
     </w:sectPr>

--- a/word_reports/LP_0228_위치_174_Madd People_Bass.docx
+++ b/word_reports/LP_0228_위치_174_Madd People_Bass.docx
@@ -32,7 +32,7 @@
     </w:p>
     <w:p>
       <w:pPr>
-        <w:spacing w:line="324" w:lineRule="auto" w:before="80" w:after="160"/>
+        <w:spacing w:line="324" w:lineRule="auto" w:before="80" w:after="120"/>
       </w:pPr>
       <w:r>
         <w:rPr w:rFonts="맑은 고딕">
@@ -42,13 +42,6 @@
           <w:sz w:val="22"/>
         </w:rPr>
         <w:t xml:space="preserve">[음반 소개] </w:t>
-      </w:r>
-      <w:r>
-        <w:rPr w:rFonts="맑은 고딕">
-          <w:rFonts w:ascii="맑은 고딕" w:hAnsi="맑은 고딕" w:eastAsia="맑은 고딕"/>
-          <w:b w:val="0"/>
-          <w:sz w:val="21"/>
-        </w:rPr>
       </w:r>
     </w:p>
     <w:p>
@@ -61,7 +54,33 @@
           <w:b w:val="0"/>
           <w:sz w:val="21"/>
         </w:rPr>
-        <w:t>음악의 가장 원초적이면서도 웅장한 토대인 '저음(Bass)'의 미학을 바이닐의 소리골 속에 거침없이 새겨 넣은 명반입니다. 1990년대 사운드 시스템 문화를 강타했던 묵직한 진동과 심장을 두드리는 비트는 시대를 초월하여 청자의 감각을 단숨에 전율케 합니다. 아날로그만이 품어낼 수 있는 밀도 높은 공명과 육중한 그루브는 단순한 댄스 플로어의 열기를 넘어 하나의 순수한 음향적 카타르시스를 선사합니다. 시대의 뜨거운 박동을 가장 직관적이고 순도 높은 소리로 승화해 낸 아날로그 사운드의 결정체라 평할 수 있습니다.</w:t>
+        <w:t>1990년대 초반, 대도시의 밤을 가로지르던 자동차들의 차창을 덜컹이게 하고 언더그라운드 클럽의 바닥을 진동시키던 음악적 해일이 있었습니다. 매드피플(Madd People)의 《Bass》는 그 찬란했던 베이스 뮤직(Bass Music)의 태동기 한가운데서, 인간의 심장 박동과 가장 긴밀하게 공명하는 ‘초저역(Sub-bass)’의 미학을 바이닐의 소릿골 속에 온전히 박제해 낸 기념비적인 역작입니다. 세련되게 다듬어진 주류 팝의 안일함을 거부하고, 거리의 숨결과 서브컬처의 원초적 활기를 가감 없이 담아낸 이 음반은 당대 젊은이들의 억눌린 에너지를 분출시키는 해방의 서사시였습니다.</w:t>
+      </w:r>
+    </w:p>
+    <w:p>
+      <w:pPr>
+        <w:spacing w:line="324" w:lineRule="auto" w:after="120"/>
+      </w:pPr>
+      <w:r>
+        <w:rPr w:rFonts="맑은 고딕">
+          <w:rFonts w:ascii="맑은 고딕" w:hAnsi="맑은 고딕" w:eastAsia="맑은 고딕"/>
+          <w:b w:val="0"/>
+          <w:sz w:val="21"/>
+        </w:rPr>
+        <w:t>이 앨범이 대중음악사에 남긴 족적은 ‘음향적 쾌감’을 하나의 독자적인 예술 형식으로 격상시켰다는 점에 있습니다. 전설적인 롤랜드 TR-808 드럼 머신이 뿜어내는 깊고 묵직한 사인파 킥 사운드와 직관적이고 거친 비트는 단순한 리듬을 넘어 청자의 오감을 뒤흔드는 물리적 파동으로 다가옵니다. 매드피플은 화려한 멜로디의 장식 대신, 음악의 근원적 뼈대인 저음부(Bass)를 전면에 내세움으로써 공간을 장악하는 미니멀리즘과 힙합 특유의 자유분방한 그루브를 완벽하게 조화시켰습니다. 이는 당시 유행하던 마이애미 베이스와 스트리트 힙합의 경계를 넘나들며 사운드 시스템의 한계를 시험한 대담한 실험이기도 했습니다.</w:t>
+      </w:r>
+    </w:p>
+    <w:p>
+      <w:pPr>
+        <w:spacing w:line="324" w:lineRule="auto" w:after="120"/>
+      </w:pPr>
+      <w:r>
+        <w:rPr w:rFonts="맑은 고딕">
+          <w:rFonts w:ascii="맑은 고딕" w:hAnsi="맑은 고딕" w:eastAsia="맑은 고딕"/>
+          <w:b w:val="0"/>
+          <w:sz w:val="21"/>
+        </w:rPr>
+        <w:t>세월이 흘러 수많은 음악이 디지털 비트로 매끈하게 정제된 오늘날, 턴테이블 위에 올려진 《Bass》의 바늘 끝에서 피어오르는 울림은 역설적으로 대단히 따뜻하고 서정적인 질감으로 다가옵니다. 그것은 단지 시끄러운 저음의 나열이 아니라, 90년대 아날로그 콘솔과 테이프 레코딩 특유의 짙은 공기감, 그리고 시대를 뜨겁게 살아냈던 청춘들의 거친 숨결이 고스란히 묻어있기 때문입니다. 먼지 묻은 LP 그루브를 타고 전해지는 묵직한 잔향은 시간을 되돌려 우리를 가장 순수하고 격정적이었던 그 시절 거리의 공기 속으로 안내합니다.</w:t>
       </w:r>
     </w:p>
     <w:p>
@@ -168,7 +187,7 @@
           <w:b w:val="0"/>
           <w:sz w:val="21"/>
         </w:rPr>
-        <w:t>1990년대 초·중반, 클럽 신과 스트리트 사운드시스템을 뜨겁게 달구었던 베이스 음악의 전성기에 12인치 바이닐 포맷을 중심으로 세상에 공개된 기념비적 앨범입니다.</w:t>
+        <w:t>1990년대 초반, 언더그라운드 힙합과 마이애미 베이스 사운드의 전성기에 아날로그 바이닐 포맷으로 발매되어 클럽 신과 카오디오 마니아들을 사로잡은 수작.</w:t>
       </w:r>
     </w:p>
     <w:p>
@@ -199,7 +218,7 @@
           <w:b w:val="0"/>
           <w:sz w:val="21"/>
         </w:rPr>
-        <w:t>당시 언더그라운드 DJ들과 베이스 사운드 마니아층 사이에서 폭발적인 지지를 얻으며 빠른 속도로 레코드 숍의 스테디셀러로 자리 잡았고, 클럽 바이닐 차트의 상위권을 점령하며 탄탄한 마니아층을 형성했습니다.</w:t>
+        <w:t>발매 당시 스트리트 클럽 DJ들과 오디오 튜닝 마니아들 사이에서 필청 음반으로 입소문을 타며 인디 바이닐 차트 및 댄스 바이어들 사이에서 높은 수요를 기록함.</w:t>
       </w:r>
     </w:p>
     <w:p>
@@ -230,7 +249,7 @@
           <w:b w:val="0"/>
           <w:sz w:val="21"/>
         </w:rPr>
-        <w:t>제도권의 상업적 시상식을 넘어, 당대 언더그라운드 댄스 뮤직 신과 사운드 엔지니어링 씬에서 저음역대의 다이내믹스를 완벽히 구현해 낸 수작으로 공인받았습니다.</w:t>
+        <w:t>제도권의 상업적 시상식을 넘어, 90년대 언더그라운드 댄스·베이스 뮤직 씬의 DJ들과 컬렉터들 사이에서 '로우엔드(Low-end)의 정석'으로 공인받은 클래식.</w:t>
       </w:r>
     </w:p>
     <w:p>
@@ -306,7 +325,7 @@
           <w:b w:val="0"/>
           <w:sz w:val="21"/>
         </w:rPr>
-        <w:t>1990년대 활동</w:t>
+        <w:t>1990년대 초반 결성 및 활동</w:t>
       </w:r>
     </w:p>
     <w:p>
@@ -337,7 +356,7 @@
           <w:b w:val="0"/>
           <w:sz w:val="21"/>
         </w:rPr>
-        <w:t>프로젝트 댄스/일렉트로닉 그룹</w:t>
+        <w:t>그룹</w:t>
       </w:r>
     </w:p>
     <w:p>
@@ -368,7 +387,7 @@
           <w:b w:val="0"/>
           <w:sz w:val="21"/>
         </w:rPr>
-        <w:t>육중한 서브 베이스와 날렵한 드럼 머신 비트를 절묘하게 직조해 내며 90년대 클럽 사운드의 한 축을 이끌었던 프로젝트 팀입니다. 전자음악의 진보적 어법과 원초적인 리듬의 힘을 탁월한 믹싱 감각으로 융합해 내며 시대를 풍미한 독자적인 비트 메이커로서의 위상을 굳건히 다졌습니다.</w:t>
+        <w:t>매드피플(Madd People)은 1990년대 미국 스트리트 음악 씬에서 독보적인 저역대 사운드스케이프를 구축했던 힙합·베이스 뮤직 크루이다. TR-808 기반의 육중한 베이스 라인과 날것의 리듬감을 직조하여 언더그라운드 클럽 사운드의 진수를 보여주었으며, 서브컬처 음악사에서 뚜렷한 개성을 인정받았다.</w:t>
       </w:r>
     </w:p>
     <w:p>
@@ -413,7 +432,7 @@
           <w:b w:val="0"/>
           <w:sz w:val="21"/>
         </w:rPr>
-        <w:t>단순한 파티 트랙의 집합을 넘어, 턴테이블의 카트리지와 진동판의 한계를 시험하듯 아날로그 저음의 깊이와 음압을 극한으로 끌어올린 음향학적 가치를 지닙니다. 디지털 음원에서는 결코 체감할 수 없는 바이닐 고유의 타격감과 공기의 떨림을 온전히 담아내어 90년대 베이스 뮤직의 정수를 보여줍니다.</w:t>
+        <w:t>1990년대 서브우퍼 오디오 문화와 클럽 사운드의 폭발적인 성장을 증언하는 역사적 음반으로, 베이스 사운드가 어떻게 대중음악의 중심축으로 작동할 수 있는지를 명확히 제시한 작품이다.</w:t>
       </w:r>
     </w:p>
     <w:p>
@@ -444,7 +463,7 @@
           <w:b w:val="0"/>
           <w:sz w:val="21"/>
         </w:rPr>
-        <w:t>거침없는 에너지와 자유분방함으로 가득 찼던 1990년대 청춘들의 해방구이자, 밤의 열기를 가득 채웠던 문화적 공기를 고스란히 간직하고 있습니다. 묵직하게 깔리는 베이스라인은 그 시절 스피커 앞에서 젊음을 불태우던 이들의 고동과 낭만을 생생하게 환기합니다.</w:t>
+        <w:t>거대한 사운드 시스템을 탑재한 차량들이 거리를 질주하고, 클럽마다 원초적인 묵직함에 몸을 맡기던 90년대 특유의 뜨거운 활기와 반항적인 자유로움이 고스란히 음반 속에 투영되어 있다.</w:t>
       </w:r>
     </w:p>
     <w:p>
@@ -489,7 +508,7 @@
           <w:b w:val="0"/>
           <w:sz w:val="21"/>
         </w:rPr>
-        <w:t>타이틀 트랙 'Bass'를 필두로 한 수록곡들은 둔탁하면서도 탄력적인 킥 드럼과 깊이를 가늠할 수 없는 서브 우퍼의 울림이 긴장감 넘치게 교차합니다. 군더더기 없는 미니멀한 구성 속에서 저음역대의 풍성함이 리듬을 지배하며 청자에게 강렬한 몰입감을 부여합니다.</w:t>
+        <w:t>공간 전체를 깊게 진동시키는 TR-808의 서브베이스와 경쾌하게 쪼개지는 브레이크비트, 그 위를 거칠게 유영하는 보컬 샘플이 조화를 이루며 압도적인 공간감과 중독적인 그루브를 형성한다.</w:t>
       </w:r>
     </w:p>
     <w:p>
@@ -520,7 +539,7 @@
           <w:b w:val="0"/>
           <w:sz w:val="21"/>
         </w:rPr>
-        <w:t>댐핑 팩터가 뛰어나고 저음 재생력이 우수한 빈티지 앰프와 다이내믹 레인지가 넓은 MM/MC 카트리지를 매칭할 것을 권합니다. 턴테이블의 바늘이 깊게 파인 소리골을 지나며 진공관 앰프를 통해 증폭될 때, 공간 전체를 울리는 묵직한 공명과 아날로그 저음의 온기를 극대화하여 체감할 수 있습니다.</w:t>
+        <w:t>디지털 기기로는 흉내 낼 수 없는 깊은 소릿골의 폭과 깊이를 지닌 음반인 만큼, 서브우퍼의 울림을 충실히 받아내는 대형 스피커나 저역 구동력이 뛰어난 진공관 앰프에 매칭할 때 가슴을 울리는 진정한 아날로그적 쾌감을 만끽할 수 있다.</w:t>
       </w:r>
     </w:p>
     <w:p>
@@ -551,7 +570,7 @@
           <w:b w:val="0"/>
           <w:sz w:val="21"/>
         </w:rPr>
-        <w:t>오늘날 완벽한 상태의 바이닐을 찾아보기 힘든 희소성을 지니며, 아날로그 믹싱과 커팅 기술이 빚어낸 강력한 저음역대의 에너지를 소유할 수 있다는 점에서 오디오파일과 바이닐 컬렉터 모두에게 대체 불가능한 소장 가치를 지닙니다.</w:t>
+        <w:t>90년대 오리지널 베이스 사운드의 질감을 생생하게 간직하고 있는 귀한 프레싱으로, 힙합과 일렉트로닉 바이닐 컬렉터는 물론 아날로그 저음의 극한을 경험하고자 하는 오디오파일 모두에게 매우 높은 소장 가치를 지닌다.</w:t>
       </w:r>
     </w:p>
     <w:p>
@@ -565,7 +584,7 @@
           <w:color w:val="4338CA"/>
           <w:sz w:val="21"/>
         </w:rPr>
-        <w:t>이 음반을 통해 아날로그 바늘 끝에서 피어나는 깊고 묵직한 베이스의 고동이 전해주는 감동을 다시 한번 경험해 보시는 것은 어떨까요?</w:t>
+        <w:t>이 음반을 통해 1990년대 스트리트를 뒤흔들었던 묵직한 아날로그 베이스가 전해주는 감동을 다시 한번 경험해 보시는 것은 어떨까요?</w:t>
       </w:r>
     </w:p>
     <w:sectPr>
